--- a/india-ageing-atlas/prism_lasi_2026/national_ref_equations_2026/LASI_RefEq_Declarations.docx
+++ b/india-ageing-atlas/prism_lasi_2026/national_ref_equations_2026/LASI_RefEq_Declarations.docx
@@ -2,7 +2,7 @@
 <file path=word/document.xml><?xml version="1.0" encoding="utf-8"?>
 <w:document xmlns:w="http://schemas.openxmlformats.org/wordprocessingml/2006/main" xmlns:m="http://schemas.openxmlformats.org/officeDocument/2006/math" xmlns:r="http://schemas.openxmlformats.org/officeDocument/2006/relationships" xmlns:o="urn:schemas-microsoft-com:office:office" xmlns:v="urn:schemas-microsoft-com:vml" xmlns:w10="urn:schemas-microsoft-com:office:word" xmlns:a="http://schemas.openxmlformats.org/drawingml/2006/main" xmlns:pic="http://schemas.openxmlformats.org/drawingml/2006/picture" xmlns:wp="http://schemas.openxmlformats.org/drawingml/2006/wordprocessingDrawing">
   <w:body>
-    <w:bookmarkStart w:id="18" w:name="declarations"/>
+    <w:bookmarkStart w:id="21" w:name="declarations"/>
     <w:p>
       <w:pPr>
         <w:pStyle w:val="Heading1"/>
@@ -83,12 +83,30 @@
       </w:r>
     </w:p>
     <w:bookmarkEnd w:id="10"/>
-    <w:bookmarkStart w:id="11" w:name="availability-of-data-and-material"/>
+    <w:bookmarkStart w:id="11" w:name="animal-studies"/>
     <w:p>
       <w:pPr>
         <w:pStyle w:val="Heading2"/>
       </w:pPr>
       <w:r>
+        <w:t xml:space="preserve">Animal studies</w:t>
+      </w:r>
+    </w:p>
+    <w:p>
+      <w:pPr>
+        <w:pStyle w:val="FirstParagraph"/>
+      </w:pPr>
+      <w:r>
+        <w:t xml:space="preserve">Not applicable. This study did not involve animals.</w:t>
+      </w:r>
+    </w:p>
+    <w:bookmarkEnd w:id="11"/>
+    <w:bookmarkStart w:id="12" w:name="availability-of-data-and-material"/>
+    <w:p>
+      <w:pPr>
+        <w:pStyle w:val="Heading2"/>
+      </w:pPr>
+      <w:r>
         <w:t xml:space="preserve">Availability of data and material</w:t>
       </w:r>
     </w:p>
@@ -97,11 +115,38 @@
         <w:pStyle w:val="FirstParagraph"/>
       </w:pPr>
       <w:r>
-        <w:t xml:space="preserve">LASI Wave 1 data are available to bona fide researchers through the Gateway to Global Aging Data (g2aging.org) and IIPS. The full derivation and validation code, the complete coefficient tables, and the lookup grid are available from the author on reasonable request.</w:t>
-      </w:r>
-    </w:p>
-    <w:bookmarkEnd w:id="11"/>
-    <w:bookmarkStart w:id="12" w:name="competing-interests"/>
+        <w:t xml:space="preserve">LASI Wave 1 data are available to bona fide researchers through the Gateway to Global Aging Data (g2aging.org) and IIPS. The reference-equation code package, bundled GAMLSS/LMS table, lookup examples, and tests are available in the project repository subfolder</w:t>
+      </w:r>
+      <w:r>
+        <w:t xml:space="preserve"> </w:t>
+      </w:r>
+      <w:r>
+        <w:rPr>
+          <w:rStyle w:val="VerbatimChar"/>
+        </w:rPr>
+        <w:t xml:space="preserve">reference_package/</w:t>
+      </w:r>
+      <w:r>
+        <w:t xml:space="preserve">; the Python package is published on PyPI as</w:t>
+      </w:r>
+      <w:r>
+        <w:t xml:space="preserve"> </w:t>
+      </w:r>
+      <w:r>
+        <w:rPr>
+          <w:rStyle w:val="VerbatimChar"/>
+        </w:rPr>
+        <w:t xml:space="preserve">lasi-spirometry-reference</w:t>
+      </w:r>
+      <w:r>
+        <w:t xml:space="preserve"> </w:t>
+      </w:r>
+      <w:r>
+        <w:t xml:space="preserve">version 0.1.0.</w:t>
+      </w:r>
+    </w:p>
+    <w:bookmarkEnd w:id="12"/>
+    <w:bookmarkStart w:id="13" w:name="competing-interests"/>
     <w:p>
       <w:pPr>
         <w:pStyle w:val="Heading2"/>
@@ -118,8 +163,8 @@
         <w:t xml:space="preserve">The author declares no competing interests.</w:t>
       </w:r>
     </w:p>
-    <w:bookmarkEnd w:id="12"/>
-    <w:bookmarkStart w:id="13" w:name="funding"/>
+    <w:bookmarkEnd w:id="13"/>
+    <w:bookmarkStart w:id="14" w:name="funding"/>
     <w:p>
       <w:pPr>
         <w:pStyle w:val="Heading2"/>
@@ -136,13 +181,49 @@
         <w:t xml:space="preserve">None.</w:t>
       </w:r>
     </w:p>
-    <w:bookmarkEnd w:id="13"/>
-    <w:bookmarkStart w:id="14" w:name="authors-contributions"/>
+    <w:bookmarkEnd w:id="14"/>
+    <w:bookmarkStart w:id="15" w:name="clinical-trial-registry-number"/>
     <w:p>
       <w:pPr>
         <w:pStyle w:val="Heading2"/>
       </w:pPr>
       <w:r>
+        <w:t xml:space="preserve">Clinical trial registry number</w:t>
+      </w:r>
+    </w:p>
+    <w:p>
+      <w:pPr>
+        <w:pStyle w:val="FirstParagraph"/>
+      </w:pPr>
+      <w:r>
+        <w:t xml:space="preserve">Not applicable. This was a secondary analysis of an observational public-use survey dataset and was not a clinical trial.</w:t>
+      </w:r>
+    </w:p>
+    <w:bookmarkEnd w:id="15"/>
+    <w:bookmarkStart w:id="16" w:name="prospero-registry-number"/>
+    <w:p>
+      <w:pPr>
+        <w:pStyle w:val="Heading2"/>
+      </w:pPr>
+      <w:r>
+        <w:t xml:space="preserve">PROSPERO registry number</w:t>
+      </w:r>
+    </w:p>
+    <w:p>
+      <w:pPr>
+        <w:pStyle w:val="FirstParagraph"/>
+      </w:pPr>
+      <w:r>
+        <w:t xml:space="preserve">Not applicable. This was not a systematic review.</w:t>
+      </w:r>
+    </w:p>
+    <w:bookmarkEnd w:id="16"/>
+    <w:bookmarkStart w:id="17" w:name="authors-contributions"/>
+    <w:p>
+      <w:pPr>
+        <w:pStyle w:val="Heading2"/>
+      </w:pPr>
+      <w:r>
         <w:t xml:space="preserve">Authors’ contributions</w:t>
       </w:r>
     </w:p>
@@ -154,8 +235,8 @@
         <w:t xml:space="preserve">Single-author manuscript. Dr Siddalingaiah H S conceived and designed the study, performed the derivation, validation and analysis, interpreted the findings, drafted and revised the manuscript, and approved the final version.</w:t>
       </w:r>
     </w:p>
-    <w:bookmarkEnd w:id="14"/>
-    <w:bookmarkStart w:id="15" w:name="acknowledgements"/>
+    <w:bookmarkEnd w:id="17"/>
+    <w:bookmarkStart w:id="18" w:name="acknowledgements"/>
     <w:p>
       <w:pPr>
         <w:pStyle w:val="Heading2"/>
@@ -187,8 +268,8 @@
         <w:t xml:space="preserve">library, whose GLI-2012 and Chhabra-2014 output the author independently verified against the released LASI values and the published Chhabra coefficients.</w:t>
       </w:r>
     </w:p>
-    <w:bookmarkEnd w:id="15"/>
-    <w:bookmarkStart w:id="16" w:name="Xfd35355eaff5be7167e13ac5f8f9ba5509cc5e8"/>
+    <w:bookmarkEnd w:id="18"/>
+    <w:bookmarkStart w:id="19" w:name="Xfd35355eaff5be7167e13ac5f8f9ba5509cc5e8"/>
     <w:p>
       <w:pPr>
         <w:pStyle w:val="Heading2"/>
@@ -202,11 +283,11 @@
         <w:pStyle w:val="FirstParagraph"/>
       </w:pPr>
       <w:r>
-        <w:t xml:space="preserve">During preparation the author used a generative AI assistant for language editing and to help organise tables and figure/analysis code. All study conception, derivation, analysis, interpretation, and scientific claims are the author’s own. The author reviewed and edited all output, independently verified every numerical result against the analysis, and verified each reference against its primary source. The author takes full responsibility for the content.</w:t>
-      </w:r>
-    </w:p>
-    <w:bookmarkEnd w:id="16"/>
-    <w:bookmarkStart w:id="17" w:name="prior-presentation"/>
+        <w:t xml:space="preserve">During preparation the author used a generative AI assistant (OpenAI ChatGPT/Codex) for language editing and to help organise tables and figure/analysis code. All study conception, derivation, analysis, interpretation, and scientific claims are the author’s own. The author reviewed and edited all output, independently verified every numerical result against the analysis, and verified each reference against its primary source. The author takes full responsibility for the content.</w:t>
+      </w:r>
+    </w:p>
+    <w:bookmarkEnd w:id="19"/>
+    <w:bookmarkStart w:id="20" w:name="prior-presentation"/>
     <w:p>
       <w:pPr>
         <w:pStyle w:val="Heading2"/>
@@ -223,8 +304,8 @@
         <w:t xml:space="preserve">Not presented or published elsewhere; not under consideration by any other journal.</w:t>
       </w:r>
     </w:p>
-    <w:bookmarkEnd w:id="17"/>
-    <w:bookmarkEnd w:id="18"/>
+    <w:bookmarkEnd w:id="20"/>
+    <w:bookmarkEnd w:id="21"/>
     <w:sectPr>
       <w:footnotePr>
         <w:numRestart w:val="eachSect"/>
